--- a/Reports/report_ind_w_7_(Sharandak_F2-25-1).docx
+++ b/Reports/report_ind_w_7_(Sharandak_F2-25-1).docx
@@ -33,10 +33,7 @@
         <w:t>Тема.</w:t>
       </w:r>
       <w:r>
-        <w:t> </w:t>
-      </w:r>
-      <w:r>
-        <w:t>Розробка GUI засобами стандартного модулю Python tkinter.</w:t>
+        <w:t> Розробка GUI засобами стандартного модулю Python tkinter.</w:t>
       </w:r>
     </w:p>
     <w:p>
@@ -84,19 +81,7 @@
         <w:rPr>
           <w:lang w:val="uk-UA"/>
         </w:rPr>
-        <w:t xml:space="preserve">Дав назву Python файлу </w:t>
-      </w:r>
-      <w:r>
-        <w:rPr>
-          <w:lang w:val="uk-UA"/>
-        </w:rPr>
-        <w:t>ind_w_7_(Sharandak_F2-25-1)</w:t>
-      </w:r>
-      <w:r>
-        <w:rPr>
-          <w:lang w:val="uk-UA"/>
-        </w:rPr>
-        <w:t>.py</w:t>
+        <w:t>Дав назву Python файлу ind_w_7_(Sharandak_F2-25-1).py</w:t>
       </w:r>
     </w:p>
     <w:p>
@@ -178,11 +163,6 @@
           <w:lang w:val="uk-UA"/>
         </w:rPr>
         <w:tab/>
-      </w:r>
-      <w:r>
-        <w:rPr>
-          <w:lang w:val="uk-UA"/>
-        </w:rPr>
         <w:t>Описав складові елементи організацій введення вхідних даних:</w:t>
       </w:r>
     </w:p>
@@ -196,12 +176,7 @@
       </w:r>
       <w:r>
         <w:tab/>
-      </w:r>
-      <w:r>
-        <w:t>описав віджет рамки для групування елементів введення вхідних даних</w:t>
-      </w:r>
-      <w:r>
-        <w:t>;</w:t>
+        <w:t>описав віджет рамки для групування елементів введення вхідних даних;</w:t>
       </w:r>
     </w:p>
     <w:p>
@@ -269,8 +244,6 @@
       </w:r>
       <w:r>
         <w:tab/>
-      </w:r>
-      <w:r>
         <w:t>Описав механізм обробки вхідних даних:</w:t>
       </w:r>
     </w:p>
@@ -299,8 +272,6 @@
       </w:r>
       <w:r>
         <w:tab/>
-      </w:r>
-      <w:r>
         <w:t>через метод bind() описав механізм обробки події;</w:t>
       </w:r>
     </w:p>
@@ -317,19 +288,7 @@
         <w:t xml:space="preserve">виніс функції які перевіряють </w:t>
       </w:r>
       <w:r>
-        <w:t xml:space="preserve">код на наявність математичних </w:t>
-      </w:r>
-      <w:r>
-        <w:t>невизначеностей</w:t>
-      </w:r>
-      <w:r>
-        <w:t xml:space="preserve"> у файл </w:t>
-      </w:r>
-      <w:r>
-        <w:t>_math_functions_check</w:t>
-      </w:r>
-      <w:r>
-        <w:t>.py та імпортував їх</w:t>
+        <w:t>код на наявність математичних невизначеностей у файл _math_functions_check.py та імпортував їх</w:t>
       </w:r>
       <w:r>
         <w:t>;</w:t>
@@ -348,10 +307,7 @@
         <w:tab/>
       </w:r>
       <w:r>
-        <w:t>через опис інструкцій функції calculate_all(event=None) організував механізм обчислення вхідних даних відповідно до формул, що задані у індивідуальному завданні 7</w:t>
-      </w:r>
-      <w:r>
-        <w:t>;</w:t>
+        <w:t>через опис інструкцій функції calculate_all(event=None) організував механізм обчислення вхідних даних відповідно до формул, що задані у індивідуальному завданні 7;</w:t>
       </w:r>
     </w:p>
     <w:p>
@@ -365,10 +321,7 @@
         <w:tab/>
       </w:r>
       <w:r>
-        <w:t>описав функцію safe_run(), яка забезпечує безпечне виконання обчислень, які не зупиняються при помилці, та обробку виняткових ситуацій під час виконання математичних операцій</w:t>
-      </w:r>
-      <w:r>
-        <w:t>.</w:t>
+        <w:t>описав функцію safe_run(), яка забезпечує безпечне виконання обчислень, які не зупиняються при помилці, та обробку виняткових ситуацій під час виконання математичних операцій.</w:t>
       </w:r>
     </w:p>
     <w:p>
@@ -394,11 +347,6 @@
           <w:lang w:val="uk-UA"/>
         </w:rPr>
         <w:tab/>
-      </w:r>
-      <w:r>
-        <w:rPr>
-          <w:lang w:val="uk-UA"/>
-        </w:rPr>
         <w:t>Описав механізм відображення вихідних даних:</w:t>
       </w:r>
     </w:p>
@@ -412,8 +360,6 @@
       </w:r>
       <w:r>
         <w:tab/>
-      </w:r>
-      <w:r>
         <w:t>описав віджет рамки для групування елементів виведення вихідних даних;</w:t>
       </w:r>
     </w:p>
@@ -427,8 +373,6 @@
       </w:r>
       <w:r>
         <w:tab/>
-      </w:r>
-      <w:r>
         <w:t>описав віджети міток для забезпечення відображення результату обробки вхідних даних;</w:t>
       </w:r>
     </w:p>
@@ -442,8 +386,6 @@
       </w:r>
       <w:r>
         <w:tab/>
-      </w:r>
-      <w:r>
         <w:t>описав умови відображення складових елементів організації виведення даних.</w:t>
       </w:r>
     </w:p>
@@ -515,19 +457,7 @@
       </w:r>
       <w:r>
         <w:tab/>
-        <w:t xml:space="preserve">застосувавши методи </w:t>
-      </w:r>
-      <w:r>
-        <w:t>winfo_screenheight()</w:t>
-      </w:r>
-      <w:r>
-        <w:t xml:space="preserve">, </w:t>
-      </w:r>
-      <w:r>
-        <w:t>winfo_screenwidth()</w:t>
-      </w:r>
-      <w:r>
-        <w:t>, визначив розміри екрану щоб запускати вікно програми по центру</w:t>
+        <w:t>застосувавши методи winfo_screenheight(), winfo_screenwidth(), визначив розміри екрану щоб запускати вікно програми по центру</w:t>
       </w:r>
       <w:r>
         <w:t>;</w:t>
@@ -551,6 +481,9 @@
         <w:pStyle w:val="ab"/>
       </w:pPr>
       <w:r>
+        <w:rPr>
+          <w:noProof/>
+        </w:rPr>
         <w:drawing>
           <wp:inline distT="0" distB="0" distL="0" distR="0" wp14:anchorId="7E71BD41" wp14:editId="4FCF2DC6">
             <wp:extent cx="1979433" cy="1979433"/>
@@ -602,13 +535,7 @@
       </w:r>
       <w:r>
         <w:br/>
-        <w:t>Р</w:t>
-      </w:r>
-      <w:r>
-        <w:t>исунок 7.1</w:t>
-      </w:r>
-      <w:r>
-        <w:t xml:space="preserve"> – іконка вікна програми</w:t>
+        <w:t>Рисунок 7.1 – іконка вікна програми</w:t>
       </w:r>
     </w:p>
     <w:p>
@@ -623,44 +550,17 @@
           <w:lang w:val="uk-UA"/>
         </w:rPr>
         <w:lastRenderedPageBreak/>
-        <w:t>Запустив програмний додаток, ввів вхідні дані</w:t>
-      </w:r>
+        <w:t>Запустив програмний додаток, ввів вхідні дані у відповідні поля та натиснув кнопку обчислення результатів (див. рисунок 7.2)</w:t>
+      </w:r>
+    </w:p>
+    <w:p>
+      <w:pPr>
+        <w:pStyle w:val="ab"/>
+      </w:pPr>
       <w:r>
         <w:rPr>
-          <w:lang w:val="uk-UA"/>
+          <w:noProof/>
         </w:rPr>
-        <w:t xml:space="preserve"> </w:t>
-      </w:r>
-      <w:r>
-        <w:rPr>
-          <w:lang w:val="uk-UA"/>
-        </w:rPr>
-        <w:t xml:space="preserve">у відповідні поля та </w:t>
-      </w:r>
-      <w:r>
-        <w:rPr>
-          <w:lang w:val="uk-UA"/>
-        </w:rPr>
-        <w:t xml:space="preserve">натиснув кнопку обчислення </w:t>
-      </w:r>
-      <w:r>
-        <w:rPr>
-          <w:lang w:val="uk-UA"/>
-        </w:rPr>
-        <w:t xml:space="preserve">результатів </w:t>
-      </w:r>
-      <w:r>
-        <w:rPr>
-          <w:lang w:val="uk-UA"/>
-        </w:rPr>
-        <w:t>(див. рисунок 7.2)</w:t>
-      </w:r>
-    </w:p>
-    <w:p>
-      <w:pPr>
-        <w:pStyle w:val="ab"/>
-      </w:pPr>
-      <w:r>
         <w:drawing>
           <wp:inline distT="0" distB="0" distL="0" distR="0" wp14:anchorId="44ADA493" wp14:editId="548F69B4">
             <wp:extent cx="4782217" cy="4401164"/>
@@ -3289,55 +3189,18 @@
         <w:pStyle w:val="af3"/>
       </w:pPr>
       <w:r>
-        <w:t xml:space="preserve">    except ValueError:</w:t>
-      </w:r>
-    </w:p>
-    <w:p>
-      <w:pPr>
-        <w:pStyle w:val="af3"/>
-      </w:pPr>
-      <w:r>
-        <w:t xml:space="preserve">        messagebox.showerror(</w:t>
-      </w:r>
-    </w:p>
-    <w:p>
-      <w:pPr>
-        <w:pStyle w:val="af3"/>
-      </w:pPr>
-      <w:r>
-        <w:t xml:space="preserve">            "Помилка вводу",</w:t>
-      </w:r>
-    </w:p>
-    <w:p>
-      <w:pPr>
-        <w:pStyle w:val="af3"/>
-      </w:pPr>
-      <w:r>
-        <w:t xml:space="preserve">            "Будь ласка, введіть числові значення у всі поля (g, h, u, v).",</w:t>
-      </w:r>
-    </w:p>
-    <w:p>
-      <w:pPr>
-        <w:pStyle w:val="af3"/>
-      </w:pPr>
-      <w:r>
-        <w:t xml:space="preserve">        )</w:t>
-      </w:r>
-    </w:p>
-    <w:p>
-      <w:pPr>
-        <w:pStyle w:val="af3"/>
-      </w:pPr>
-      <w:r>
-        <w:t xml:space="preserve">    except ValueError as error:</w:t>
-      </w:r>
-    </w:p>
-    <w:p>
-      <w:pPr>
-        <w:pStyle w:val="af3"/>
-      </w:pPr>
-      <w:r>
-        <w:t xml:space="preserve">        messagebox.showerror("Помилка значення", str(error))</w:t>
+        <w:t xml:space="preserve">    </w:t>
+      </w:r>
+      <w:r>
+        <w:t>except ValueError:</w:t>
+      </w:r>
+    </w:p>
+    <w:p>
+      <w:pPr>
+        <w:pStyle w:val="af3"/>
+      </w:pPr>
+      <w:r>
+        <w:t xml:space="preserve">        messagebox.showerror("Помилка вводу", "Будь ласка, введіть числові значення у всі поля (g, h, u, v).")</w:t>
       </w:r>
     </w:p>
     <w:p>
@@ -3371,11 +3234,6 @@
       <w:r>
         <w:t xml:space="preserve">        messagebox.showerror("Помилка", f"Невідома помилка: {error}")</w:t>
       </w:r>
-    </w:p>
-    <w:p>
-      <w:pPr>
-        <w:pStyle w:val="af3"/>
-      </w:pPr>
     </w:p>
     <w:p>
       <w:pPr>
@@ -3480,10 +3338,7 @@
         </w:rPr>
       </w:pPr>
       <w:r>
-        <w:t xml:space="preserve">Висновок. </w:t>
-      </w:r>
-      <w:r>
-        <w:t>Отримав практичні навички по розробці GUI засобами модуля tkinter.</w:t>
+        <w:t>Висновок. Отримав практичні навички по розробці GUI засобами модуля tkinter.</w:t>
       </w:r>
     </w:p>
     <w:sectPr>
@@ -3653,6 +3508,7 @@
     </w:pPr>
     <w:r>
       <w:rPr>
+        <w:noProof/>
         <w:sz w:val="2"/>
         <w:szCs w:val="2"/>
         <w:lang w:eastAsia="ru-RU"/>
